--- a/Bitacoras/GestorUrbano_Bitacora_v43_0.docx
+++ b/Bitacoras/GestorUrbano_Bitacora_v43_0.docx
@@ -41,7 +41,7 @@
         <w:t xml:space="preserve">Autor: </w:t>
       </w:r>
       <w:r>
-        <w:t>Fernando H. / Claude Sonnet 4.6</w:t>
+        <w:t>Fernando H. / Claude Sonnet 5</w:t>
       </w:r>
     </w:p>
     <w:p/>
